--- a/hr/마인드_취업규칙_검토용.docx
+++ b/hr/마인드_취업규칙_검토용.docx
@@ -4004,45 +4004,121 @@
           <w:sz w:val="20"/>
           <w:szCs w:val="20"/>
         </w:rPr>
-        <w:t xml:space="preserve">① 연봉은 매년 1회 조정하는 것을 원칙으로 하며, 조정된 연봉은 회계연도 개시일부터 적용한다.</w:t>
-      </w:r>
-    </w:p>
-    <w:p>
-      <w:pPr>
-        <w:spacing w:after="60" w:line="288"/>
-        <w:ind w:left="200" w:hanging="200"/>
-      </w:pPr>
-      <w:r>
-        <w:rPr>
-          <w:rFonts w:ascii="맑은 고딕" w:cs="맑은 고딕" w:eastAsia="맑은 고딕" w:hAnsi="맑은 고딕"/>
-          <w:b w:val="false"/>
-          <w:bCs w:val="false"/>
-          <w:i w:val="false"/>
-          <w:iCs w:val="false"/>
-          <w:color w:val="14161B"/>
-          <w:sz w:val="20"/>
-          <w:szCs w:val="20"/>
-        </w:rPr>
-        <w:t xml:space="preserve">② 연봉 조정은 직무수행 능력, 업무 성과, 회사의 경영 상황 등을 고려하여 결정하며, 결정된 연봉액은 사원과 서면으로 합의하여 근로계약서에 반영한다.</w:t>
-      </w:r>
-    </w:p>
-    <w:p>
-      <w:pPr>
-        <w:spacing w:after="60" w:line="288"/>
-        <w:ind w:left="200" w:hanging="200"/>
-      </w:pPr>
-      <w:r>
-        <w:rPr>
-          <w:rFonts w:ascii="맑은 고딕" w:cs="맑은 고딕" w:eastAsia="맑은 고딕" w:hAnsi="맑은 고딕"/>
-          <w:b w:val="false"/>
-          <w:bCs w:val="false"/>
-          <w:i w:val="false"/>
-          <w:iCs w:val="false"/>
-          <w:color w:val="14161B"/>
-          <w:sz w:val="20"/>
-          <w:szCs w:val="20"/>
-        </w:rPr>
-        <w:t xml:space="preserve">③ 조정된 연봉액은 최저임금법에 따른 최저임금액 이상이어야 한다.</w:t>
+        <w:t xml:space="preserve">① 연봉은 사원의 입사일을 기준으로 매년 1회 조정한다. 조정된 연봉은 입사 기념일이 속한 달의 다음 달 1일부터 적용한다.</w:t>
+      </w:r>
+    </w:p>
+    <w:p>
+      <w:pPr>
+        <w:spacing w:after="60" w:line="288"/>
+        <w:ind w:left="200" w:hanging="200"/>
+      </w:pPr>
+      <w:r>
+        <w:rPr>
+          <w:rFonts w:ascii="맑은 고딕" w:cs="맑은 고딕" w:eastAsia="맑은 고딕" w:hAnsi="맑은 고딕"/>
+          <w:b w:val="false"/>
+          <w:bCs w:val="false"/>
+          <w:i w:val="false"/>
+          <w:iCs w:val="false"/>
+          <w:color w:val="14161B"/>
+          <w:sz w:val="20"/>
+          <w:szCs w:val="20"/>
+        </w:rPr>
+        <w:t xml:space="preserve">② 회사는 조정 적용일이 속한 달의 전달까지 사원과 연봉 조정 면담을 실시한다.</w:t>
+      </w:r>
+    </w:p>
+    <w:p>
+      <w:pPr>
+        <w:spacing w:after="60" w:line="288"/>
+        <w:ind w:left="200" w:hanging="200"/>
+      </w:pPr>
+      <w:r>
+        <w:rPr>
+          <w:rFonts w:ascii="맑은 고딕" w:cs="맑은 고딕" w:eastAsia="맑은 고딕" w:hAnsi="맑은 고딕"/>
+          <w:b w:val="false"/>
+          <w:bCs w:val="false"/>
+          <w:i w:val="false"/>
+          <w:iCs w:val="false"/>
+          <w:color w:val="14161B"/>
+          <w:sz w:val="20"/>
+          <w:szCs w:val="20"/>
+        </w:rPr>
+        <w:t xml:space="preserve">③ 연봉 조정은 직무수행 능력, 업무 성과 및 회사의 경영 상황을 고려하여 결정하며, 구체적인 평가 항목·배점·절차는 회사가 따로 정하는 「연봉조정 운영기준」에 따른다.</w:t>
+      </w:r>
+    </w:p>
+    <w:p>
+      <w:pPr>
+        <w:spacing w:after="60" w:line="288"/>
+        <w:ind w:left="200" w:hanging="200"/>
+      </w:pPr>
+      <w:r>
+        <w:rPr>
+          <w:rFonts w:ascii="맑은 고딕" w:cs="맑은 고딕" w:eastAsia="맑은 고딕" w:hAnsi="맑은 고딕"/>
+          <w:b w:val="false"/>
+          <w:bCs w:val="false"/>
+          <w:i w:val="false"/>
+          <w:iCs w:val="false"/>
+          <w:color w:val="14161B"/>
+          <w:sz w:val="20"/>
+          <w:szCs w:val="20"/>
+        </w:rPr>
+        <w:t xml:space="preserve">④ 결정된 연봉액은 사원과 서면으로 합의하여 연봉계약서에 반영한다.</w:t>
+      </w:r>
+    </w:p>
+    <w:p>
+      <w:pPr>
+        <w:spacing w:after="60" w:line="288"/>
+        <w:ind w:left="200" w:hanging="200"/>
+      </w:pPr>
+      <w:r>
+        <w:rPr>
+          <w:rFonts w:ascii="맑은 고딕" w:cs="맑은 고딕" w:eastAsia="맑은 고딕" w:hAnsi="맑은 고딕"/>
+          <w:b w:val="false"/>
+          <w:bCs w:val="false"/>
+          <w:i w:val="false"/>
+          <w:iCs w:val="false"/>
+          <w:color w:val="14161B"/>
+          <w:sz w:val="20"/>
+          <w:szCs w:val="20"/>
+        </w:rPr>
+        <w:t xml:space="preserve">⑤ 회사는 사원의 동의 없이 연봉을 감액하지 아니한다.</w:t>
+      </w:r>
+    </w:p>
+    <w:p>
+      <w:pPr>
+        <w:spacing w:after="60" w:line="288"/>
+        <w:ind w:left="200" w:hanging="200"/>
+      </w:pPr>
+      <w:r>
+        <w:rPr>
+          <w:rFonts w:ascii="맑은 고딕" w:cs="맑은 고딕" w:eastAsia="맑은 고딕" w:hAnsi="맑은 고딕"/>
+          <w:b w:val="false"/>
+          <w:bCs w:val="false"/>
+          <w:i w:val="false"/>
+          <w:iCs w:val="false"/>
+          <w:color w:val="14161B"/>
+          <w:sz w:val="20"/>
+          <w:szCs w:val="20"/>
+        </w:rPr>
+        <w:t xml:space="preserve">⑥ 조정에 관한 합의가 이루어지지 아니한 경우에는 종전의 연봉을 계속 적용하며, 이를 이유로 사원에게 불리한 처우를 하지 아니한다.</w:t>
+      </w:r>
+    </w:p>
+    <w:p>
+      <w:pPr>
+        <w:spacing w:after="60" w:line="288"/>
+        <w:ind w:left="200" w:hanging="200"/>
+      </w:pPr>
+      <w:r>
+        <w:rPr>
+          <w:rFonts w:ascii="맑은 고딕" w:cs="맑은 고딕" w:eastAsia="맑은 고딕" w:hAnsi="맑은 고딕"/>
+          <w:b w:val="false"/>
+          <w:bCs w:val="false"/>
+          <w:i w:val="false"/>
+          <w:iCs w:val="false"/>
+          <w:color w:val="14161B"/>
+          <w:sz w:val="20"/>
+          <w:szCs w:val="20"/>
+        </w:rPr>
+        <w:t xml:space="preserve">⑦ 조정된 연봉액은 「최저임금법」에 따른 최저임금액 이상이어야 한다.</w:t>
       </w:r>
     </w:p>
     <w:p>
@@ -7808,7 +7884,7 @@
           <w:sz w:val="20"/>
           <w:szCs w:val="20"/>
         </w:rPr>
-        <w:t xml:space="preserve">6. 하계휴가비 — 규정에 넣지 않았습니다. 취업규칙에 지급을 정하면 임금성이 인정되어 매년 지급 의무가 생기고, 평균임금에 산입되어 퇴직금도 늘어납니다. 지급하시려면 그해 경영 상황에 따른 일회성 격려금으로 처리하세요.</w:t>
+        <w:t xml:space="preserve">6. 제34조 연봉 조정 — 입사일 기준으로 작성했습니다. 연차와 같은 사이클이라 관리가 단순합니다. 회계연도(1월 1일) 일괄 조정으로 바꾸려면 제1항을 고치고, 입사 6개월 미만자를 다음 회차로 미루는 예외를 함께 두세요.</w:t>
       </w:r>
     </w:p>
     <w:p>
@@ -7827,7 +7903,26 @@
           <w:sz w:val="20"/>
           <w:szCs w:val="20"/>
         </w:rPr>
-        <w:t xml:space="preserve">7. 제22조③ 연차 산정 기준 — 입사일 기준으로 작성했습니다. 별첨 「근태·연차 관리대장」의 자동계산도 같은 기준입니다. 회계연도(1월 1일) 기준으로 통일하려면 두 곳을 함께 바꿔야 하며, 전환 시 사원에게 불리하지 않도록 비례 보전이 필요합니다.</w:t>
+        <w:t xml:space="preserve">7. 하계휴가비 — 규정에 넣지 않았습니다. 취업규칙에 지급을 정하면 임금성이 인정되어 매년 지급 의무가 생기고, 평균임금에 산입되어 퇴직금도 늘어납니다. 지급하시려면 그해 경영 상황에 따른 일회성 격려금으로 처리하세요.</w:t>
+      </w:r>
+    </w:p>
+    <w:p>
+      <w:pPr>
+        <w:spacing w:after="50" w:line="288"/>
+        <w:ind w:left="480" w:hanging="200"/>
+      </w:pPr>
+      <w:r>
+        <w:rPr>
+          <w:rFonts w:ascii="맑은 고딕" w:cs="맑은 고딕" w:eastAsia="맑은 고딕" w:hAnsi="맑은 고딕"/>
+          <w:b w:val="false"/>
+          <w:bCs w:val="false"/>
+          <w:i w:val="false"/>
+          <w:iCs w:val="false"/>
+          <w:color w:val="14161B"/>
+          <w:sz w:val="20"/>
+          <w:szCs w:val="20"/>
+        </w:rPr>
+        <w:t xml:space="preserve">8. 제22조③ 연차 산정 기준 — 입사일 기준으로 작성했습니다. 별첨 「근태·연차 관리대장」의 자동계산도 같은 기준입니다. 회계연도(1월 1일) 기준으로 통일하려면 두 곳을 함께 바꿔야 하며, 전환 시 사원에게 불리하지 않도록 비례 보전이 필요합니다.</w:t>
       </w:r>
     </w:p>
     <w:p>

--- a/hr/마인드_취업규칙_검토용.docx
+++ b/hr/마인드_취업규칙_검토용.docx
@@ -2150,45 +2150,197 @@
           <w:sz w:val="20"/>
           <w:szCs w:val="20"/>
         </w:rPr>
-        <w:t xml:space="preserve">③ 제2항에 따른 가산수당은 제31조제3항에 따라 지급한다.</w:t>
-      </w:r>
-    </w:p>
-    <w:p>
-      <w:pPr>
-        <w:spacing w:after="60" w:line="288"/>
-        <w:ind w:left="200" w:hanging="200"/>
-      </w:pPr>
-      <w:r>
-        <w:rPr>
-          <w:rFonts w:ascii="맑은 고딕" w:cs="맑은 고딕" w:eastAsia="맑은 고딕" w:hAnsi="맑은 고딕"/>
-          <w:b w:val="false"/>
-          <w:bCs w:val="false"/>
-          <w:i w:val="false"/>
-          <w:iCs w:val="false"/>
-          <w:color w:val="14161B"/>
-          <w:sz w:val="20"/>
-          <w:szCs w:val="20"/>
-        </w:rPr>
-        <w:t xml:space="preserve">④ 회사는 연장·야간·휴일근로를 최소화하도록 노력하며, 부득이하게 발생한 경우 사원의 신청에 따라 그에 상응하는 시간을 유급휴가로 대체하여 부여할 수 있다.</w:t>
-      </w:r>
-    </w:p>
-    <w:p>
-      <w:pPr>
-        <w:spacing w:after="60" w:line="288"/>
-        <w:ind w:left="200" w:hanging="200"/>
-      </w:pPr>
-      <w:r>
-        <w:rPr>
-          <w:rFonts w:ascii="맑은 고딕" w:cs="맑은 고딕" w:eastAsia="맑은 고딕" w:hAnsi="맑은 고딕"/>
-          <w:b w:val="false"/>
-          <w:bCs w:val="false"/>
-          <w:i w:val="false"/>
-          <w:iCs w:val="false"/>
-          <w:color w:val="14161B"/>
-          <w:sz w:val="20"/>
-          <w:szCs w:val="20"/>
-        </w:rPr>
-        <w:t xml:space="preserve">⑤ 임신 중인 사원에게는 연장근로를 시키지 아니하며, 산후 1년이 지나지 아니한 사원에게는 본인의 명시적 청구가 있는 경우에 한하여 연장근로를 시킬 수 있다.</w:t>
+        <w:t xml:space="preserve">③ 제2항에 따른 가산수당은 제31조제3항에 따라 지급한다. 다만 제4항에 따라 보상휴가로 갈음한 경우에는 그러하지 아니하다.</w:t>
+      </w:r>
+    </w:p>
+    <w:p>
+      <w:pPr>
+        <w:spacing w:after="60" w:line="288"/>
+        <w:ind w:left="200" w:hanging="200"/>
+      </w:pPr>
+      <w:r>
+        <w:rPr>
+          <w:rFonts w:ascii="맑은 고딕" w:cs="맑은 고딕" w:eastAsia="맑은 고딕" w:hAnsi="맑은 고딕"/>
+          <w:b w:val="false"/>
+          <w:bCs w:val="false"/>
+          <w:i w:val="false"/>
+          <w:iCs w:val="false"/>
+          <w:color w:val="14161B"/>
+          <w:sz w:val="20"/>
+          <w:szCs w:val="20"/>
+        </w:rPr>
+        <w:t xml:space="preserve">④ 회사는 근로자대표와의 서면 합의에 따라 제2항의 임금을 지급하는 것을 갈음하여 보상휴가를 줄 수 있다. 이 경우 보상휴가의 시간은 다음 각 호에 따라 산정한다.</w:t>
+      </w:r>
+    </w:p>
+    <w:p>
+      <w:pPr>
+        <w:spacing w:after="50" w:line="288"/>
+        <w:ind w:left="480" w:hanging="200"/>
+      </w:pPr>
+      <w:r>
+        <w:rPr>
+          <w:rFonts w:ascii="맑은 고딕" w:cs="맑은 고딕" w:eastAsia="맑은 고딕" w:hAnsi="맑은 고딕"/>
+          <w:b w:val="false"/>
+          <w:bCs w:val="false"/>
+          <w:i w:val="false"/>
+          <w:iCs w:val="false"/>
+          <w:color w:val="14161B"/>
+          <w:sz w:val="20"/>
+          <w:szCs w:val="20"/>
+        </w:rPr>
+        <w:t xml:space="preserve">1. 연장근로 : 근로한 시간의 100분의 150에 해당하는 시간</w:t>
+      </w:r>
+    </w:p>
+    <w:p>
+      <w:pPr>
+        <w:spacing w:after="50" w:line="288"/>
+        <w:ind w:left="480" w:hanging="200"/>
+      </w:pPr>
+      <w:r>
+        <w:rPr>
+          <w:rFonts w:ascii="맑은 고딕" w:cs="맑은 고딕" w:eastAsia="맑은 고딕" w:hAnsi="맑은 고딕"/>
+          <w:b w:val="false"/>
+          <w:bCs w:val="false"/>
+          <w:i w:val="false"/>
+          <w:iCs w:val="false"/>
+          <w:color w:val="14161B"/>
+          <w:sz w:val="20"/>
+          <w:szCs w:val="20"/>
+        </w:rPr>
+        <w:t xml:space="preserve">2. 야간근로 : 제1호 또는 제3호에 따라 산정한 시간에 야간에 근로한 시간의 100분의 50에 해당하는 시간을 더한다.</w:t>
+      </w:r>
+    </w:p>
+    <w:p>
+      <w:pPr>
+        <w:spacing w:after="50" w:line="288"/>
+        <w:ind w:left="480" w:hanging="200"/>
+      </w:pPr>
+      <w:r>
+        <w:rPr>
+          <w:rFonts w:ascii="맑은 고딕" w:cs="맑은 고딕" w:eastAsia="맑은 고딕" w:hAnsi="맑은 고딕"/>
+          <w:b w:val="false"/>
+          <w:bCs w:val="false"/>
+          <w:i w:val="false"/>
+          <w:iCs w:val="false"/>
+          <w:color w:val="14161B"/>
+          <w:sz w:val="20"/>
+          <w:szCs w:val="20"/>
+        </w:rPr>
+        <w:t xml:space="preserve">3. 휴일근로 : 8시간 이내의 근로는 그 시간의 100분의 150에 해당하는 시간, 8시간을 초과한 근로는 그 초과한 시간의 100분의 200에 해당하는 시간</w:t>
+      </w:r>
+    </w:p>
+    <w:p>
+      <w:pPr>
+        <w:spacing w:after="60" w:line="288"/>
+        <w:ind w:left="200" w:hanging="200"/>
+      </w:pPr>
+      <w:r>
+        <w:rPr>
+          <w:rFonts w:ascii="맑은 고딕" w:cs="맑은 고딕" w:eastAsia="맑은 고딕" w:hAnsi="맑은 고딕"/>
+          <w:b w:val="false"/>
+          <w:bCs w:val="false"/>
+          <w:i w:val="false"/>
+          <w:iCs w:val="false"/>
+          <w:color w:val="14161B"/>
+          <w:sz w:val="20"/>
+          <w:szCs w:val="20"/>
+        </w:rPr>
+        <w:t xml:space="preserve">⑤ 보상휴가는 그 사유가 발생한 달의 말일부터 3개월 이내에 사용한다. 그 기간에 사용하지 아니한 보상휴가에 대하여는 기간이 끝난 달의 다음 달 임금 지급일에 제2항에 따른 임금을 지급한다.</w:t>
+      </w:r>
+    </w:p>
+    <w:p>
+      <w:pPr>
+        <w:spacing w:after="60" w:line="288"/>
+        <w:ind w:left="200" w:hanging="200"/>
+      </w:pPr>
+      <w:r>
+        <w:rPr>
+          <w:rFonts w:ascii="맑은 고딕" w:cs="맑은 고딕" w:eastAsia="맑은 고딕" w:hAnsi="맑은 고딕"/>
+          <w:b w:val="false"/>
+          <w:bCs w:val="false"/>
+          <w:i w:val="false"/>
+          <w:iCs w:val="false"/>
+          <w:color w:val="14161B"/>
+          <w:sz w:val="20"/>
+          <w:szCs w:val="20"/>
+        </w:rPr>
+        <w:t xml:space="preserve">⑥ 보상휴가는 1시간 단위로 사용할 수 있으며, 사용 시기는 사원이 정한다. 다만 사원이 청구한 시기에 휴가를 주는 것이 사업 운영에 막대한 지장이 있는 경우에는 사원과 협의하여 그 시기를 변경할 수 있다.</w:t>
+      </w:r>
+    </w:p>
+    <w:p>
+      <w:pPr>
+        <w:spacing w:after="60" w:line="288"/>
+        <w:ind w:left="200" w:hanging="200"/>
+      </w:pPr>
+      <w:r>
+        <w:rPr>
+          <w:rFonts w:ascii="맑은 고딕" w:cs="맑은 고딕" w:eastAsia="맑은 고딕" w:hAnsi="맑은 고딕"/>
+          <w:b w:val="false"/>
+          <w:bCs w:val="false"/>
+          <w:i w:val="false"/>
+          <w:iCs w:val="false"/>
+          <w:color w:val="14161B"/>
+          <w:sz w:val="20"/>
+          <w:szCs w:val="20"/>
+        </w:rPr>
+        <w:t xml:space="preserve">⑦ 사원이 보상휴가를 원하지 아니하는 경우에는 제2항에 따른 임금을 지급한다. 회사는 사원의 의사에 반하여 임금 지급을 보상휴가로 갈음하지 아니한다.</w:t>
+      </w:r>
+    </w:p>
+    <w:p>
+      <w:pPr>
+        <w:spacing w:after="60" w:line="288"/>
+        <w:ind w:left="200" w:hanging="200"/>
+      </w:pPr>
+      <w:r>
+        <w:rPr>
+          <w:rFonts w:ascii="맑은 고딕" w:cs="맑은 고딕" w:eastAsia="맑은 고딕" w:hAnsi="맑은 고딕"/>
+          <w:b w:val="false"/>
+          <w:bCs w:val="false"/>
+          <w:i w:val="false"/>
+          <w:iCs w:val="false"/>
+          <w:color w:val="14161B"/>
+          <w:sz w:val="20"/>
+          <w:szCs w:val="20"/>
+        </w:rPr>
+        <w:t xml:space="preserve">⑧ 회사는 보상휴가의 발생·사용·잔여 시간을 사원별로 관리하고, 사원이 요청하면 이를 확인해 준다.</w:t>
+      </w:r>
+    </w:p>
+    <w:p>
+      <w:pPr>
+        <w:spacing w:after="60" w:line="288"/>
+        <w:ind w:left="200" w:hanging="200"/>
+      </w:pPr>
+      <w:r>
+        <w:rPr>
+          <w:rFonts w:ascii="맑은 고딕" w:cs="맑은 고딕" w:eastAsia="맑은 고딕" w:hAnsi="맑은 고딕"/>
+          <w:b w:val="false"/>
+          <w:bCs w:val="false"/>
+          <w:i w:val="false"/>
+          <w:iCs w:val="false"/>
+          <w:color w:val="14161B"/>
+          <w:sz w:val="20"/>
+          <w:szCs w:val="20"/>
+        </w:rPr>
+        <w:t xml:space="preserve">⑨ 회사는 연장·야간·휴일근로를 최소화하도록 노력한다.</w:t>
+      </w:r>
+    </w:p>
+    <w:p>
+      <w:pPr>
+        <w:spacing w:after="60" w:line="288"/>
+        <w:ind w:left="200" w:hanging="200"/>
+      </w:pPr>
+      <w:r>
+        <w:rPr>
+          <w:rFonts w:ascii="맑은 고딕" w:cs="맑은 고딕" w:eastAsia="맑은 고딕" w:hAnsi="맑은 고딕"/>
+          <w:b w:val="false"/>
+          <w:bCs w:val="false"/>
+          <w:i w:val="false"/>
+          <w:iCs w:val="false"/>
+          <w:color w:val="14161B"/>
+          <w:sz w:val="20"/>
+          <w:szCs w:val="20"/>
+        </w:rPr>
+        <w:t xml:space="preserve">⑩ 임신 중인 사원에게는 연장근로를 시키지 아니하며, 산후 1년이 지나지 아니한 사원에게는 본인의 명시적 청구가 있는 경우에 한하여 연장근로를 시킬 수 있다.</w:t>
       </w:r>
     </w:p>
     <w:p>
@@ -7940,6 +8092,413 @@
           <w:sz w:val="21"/>
           <w:szCs w:val="21"/>
         </w:rPr>
+        <w:t xml:space="preserve">4-2. 보상휴가제(제21조제4항)를 운영하기 위한 요건</w:t>
+      </w:r>
+    </w:p>
+    <w:p>
+      <w:pPr>
+        <w:spacing w:after="140"/>
+        <w:ind w:left="200"/>
+      </w:pPr>
+      <w:r>
+        <w:rPr>
+          <w:rFonts w:ascii="맑은 고딕" w:cs="맑은 고딕" w:eastAsia="맑은 고딕" w:hAnsi="맑은 고딕"/>
+          <w:b w:val="false"/>
+          <w:bCs w:val="false"/>
+          <w:i w:val="false"/>
+          <w:iCs w:val="false"/>
+          <w:color w:val="6B7280"/>
+          <w:sz w:val="19"/>
+          <w:szCs w:val="19"/>
+        </w:rPr>
+        <w:t xml:space="preserve">보상휴가는 수당을 휴가로 갈음하는 제도이므로, 시간을 1대1로 환산하면 차액이 체불임금이 됩니다. 아래 네 가지를 모두 지켜야 합니다.</w:t>
+      </w:r>
+    </w:p>
+    <w:tbl>
+      <w:tblPr>
+        <w:tblW w:type="dxa" w:w="8000"/>
+        <w:tblBorders>
+          <w:top w:val="single" w:color="14161B" w:sz="8"/>
+          <w:left w:val="none" w:color="FFFFFF" w:sz="0"/>
+          <w:bottom w:val="single" w:color="14161B" w:sz="8"/>
+          <w:right w:val="none" w:color="FFFFFF" w:sz="0"/>
+          <w:insideH w:val="single" w:color="D4D6DB" w:sz="4"/>
+          <w:insideV w:val="none" w:color="FFFFFF" w:sz="0"/>
+        </w:tblBorders>
+      </w:tblPr>
+      <w:tblGrid>
+        <w:gridCol w:w="1500"/>
+        <w:gridCol w:w="6500"/>
+      </w:tblGrid>
+      <w:tr>
+        <w:trPr>
+          <w:tblHeader/>
+        </w:trPr>
+        <w:tc>
+          <w:tcPr>
+            <w:tcW w:type="dxa" w:w="1500"/>
+            <w:shd w:fill="F4F5F7" w:color="auto" w:val="clear"/>
+            <w:tcMar>
+              <w:top w:type="dxa" w:w="90"/>
+              <w:left w:type="dxa" w:w="130"/>
+              <w:bottom w:type="dxa" w:w="90"/>
+              <w:right w:type="dxa" w:w="130"/>
+            </w:tcMar>
+          </w:tcPr>
+          <w:p>
+            <w:pPr>
+              <w:spacing w:line="264"/>
+              <w:jc w:val="left"/>
+            </w:pPr>
+            <w:r>
+              <w:rPr>
+                <w:rFonts w:ascii="맑은 고딕" w:cs="맑은 고딕" w:eastAsia="맑은 고딕" w:hAnsi="맑은 고딕"/>
+                <w:b/>
+                <w:bCs/>
+                <w:i w:val="false"/>
+                <w:iCs w:val="false"/>
+                <w:color w:val="14161B"/>
+                <w:sz w:val="19"/>
+                <w:szCs w:val="19"/>
+              </w:rPr>
+              <w:t xml:space="preserve">요건</w:t>
+            </w:r>
+          </w:p>
+        </w:tc>
+        <w:tc>
+          <w:tcPr>
+            <w:tcW w:type="dxa" w:w="6500"/>
+            <w:shd w:fill="F4F5F7" w:color="auto" w:val="clear"/>
+            <w:tcMar>
+              <w:top w:type="dxa" w:w="90"/>
+              <w:left w:type="dxa" w:w="130"/>
+              <w:bottom w:type="dxa" w:w="90"/>
+              <w:right w:type="dxa" w:w="130"/>
+            </w:tcMar>
+          </w:tcPr>
+          <w:p>
+            <w:pPr>
+              <w:spacing w:line="264"/>
+              <w:jc w:val="center"/>
+            </w:pPr>
+            <w:r>
+              <w:rPr>
+                <w:rFonts w:ascii="맑은 고딕" w:cs="맑은 고딕" w:eastAsia="맑은 고딕" w:hAnsi="맑은 고딕"/>
+                <w:b/>
+                <w:bCs/>
+                <w:i w:val="false"/>
+                <w:iCs w:val="false"/>
+                <w:color w:val="14161B"/>
+                <w:sz w:val="19"/>
+                <w:szCs w:val="19"/>
+              </w:rPr>
+              <w:t xml:space="preserve">내용</w:t>
+            </w:r>
+          </w:p>
+        </w:tc>
+      </w:tr>
+      <w:tr>
+        <w:tc>
+          <w:tcPr>
+            <w:tcW w:type="dxa" w:w="1500"/>
+            <w:tcMar>
+              <w:top w:type="dxa" w:w="90"/>
+              <w:left w:type="dxa" w:w="130"/>
+              <w:bottom w:type="dxa" w:w="90"/>
+              <w:right w:type="dxa" w:w="130"/>
+            </w:tcMar>
+          </w:tcPr>
+          <w:p>
+            <w:pPr>
+              <w:spacing w:line="264"/>
+              <w:jc w:val="left"/>
+            </w:pPr>
+            <w:r>
+              <w:rPr>
+                <w:rFonts w:ascii="맑은 고딕" w:cs="맑은 고딕" w:eastAsia="맑은 고딕" w:hAnsi="맑은 고딕"/>
+                <w:b w:val="false"/>
+                <w:bCs w:val="false"/>
+                <w:i w:val="false"/>
+                <w:iCs w:val="false"/>
+                <w:color w:val="14161B"/>
+                <w:sz w:val="19"/>
+                <w:szCs w:val="19"/>
+              </w:rPr>
+              <w:t xml:space="preserve">서면합의</w:t>
+            </w:r>
+          </w:p>
+        </w:tc>
+        <w:tc>
+          <w:tcPr>
+            <w:tcW w:type="dxa" w:w="6500"/>
+            <w:tcMar>
+              <w:top w:type="dxa" w:w="90"/>
+              <w:left w:type="dxa" w:w="130"/>
+              <w:bottom w:type="dxa" w:w="90"/>
+              <w:right w:type="dxa" w:w="130"/>
+            </w:tcMar>
+          </w:tcPr>
+          <w:p>
+            <w:pPr>
+              <w:spacing w:line="264"/>
+              <w:jc w:val="left"/>
+            </w:pPr>
+            <w:r>
+              <w:rPr>
+                <w:rFonts w:ascii="맑은 고딕" w:cs="맑은 고딕" w:eastAsia="맑은 고딕" w:hAnsi="맑은 고딕"/>
+                <w:b w:val="false"/>
+                <w:bCs w:val="false"/>
+                <w:i w:val="false"/>
+                <w:iCs w:val="false"/>
+                <w:color w:val="14161B"/>
+                <w:sz w:val="19"/>
+                <w:szCs w:val="19"/>
+              </w:rPr>
+              <w:t xml:space="preserve">근로자대표와 서면으로 합의해야 합니다. 취업규칙에 적는 것만으로는 부족합니다. 별첨 「보상휴가제 서면합의서」를 사용하세요.</w:t>
+            </w:r>
+          </w:p>
+        </w:tc>
+      </w:tr>
+      <w:tr>
+        <w:tc>
+          <w:tcPr>
+            <w:tcW w:type="dxa" w:w="1500"/>
+            <w:tcMar>
+              <w:top w:type="dxa" w:w="90"/>
+              <w:left w:type="dxa" w:w="130"/>
+              <w:bottom w:type="dxa" w:w="90"/>
+              <w:right w:type="dxa" w:w="130"/>
+            </w:tcMar>
+          </w:tcPr>
+          <w:p>
+            <w:pPr>
+              <w:spacing w:line="264"/>
+              <w:jc w:val="left"/>
+            </w:pPr>
+            <w:r>
+              <w:rPr>
+                <w:rFonts w:ascii="맑은 고딕" w:cs="맑은 고딕" w:eastAsia="맑은 고딕" w:hAnsi="맑은 고딕"/>
+                <w:b w:val="false"/>
+                <w:bCs w:val="false"/>
+                <w:i w:val="false"/>
+                <w:iCs w:val="false"/>
+                <w:color w:val="14161B"/>
+                <w:sz w:val="19"/>
+                <w:szCs w:val="19"/>
+              </w:rPr>
+              <w:t xml:space="preserve">환산 배수</w:t>
+            </w:r>
+          </w:p>
+        </w:tc>
+        <w:tc>
+          <w:tcPr>
+            <w:tcW w:type="dxa" w:w="6500"/>
+            <w:tcMar>
+              <w:top w:type="dxa" w:w="90"/>
+              <w:left w:type="dxa" w:w="130"/>
+              <w:bottom w:type="dxa" w:w="90"/>
+              <w:right w:type="dxa" w:w="130"/>
+            </w:tcMar>
+          </w:tcPr>
+          <w:p>
+            <w:pPr>
+              <w:spacing w:line="264"/>
+              <w:jc w:val="left"/>
+            </w:pPr>
+            <w:r>
+              <w:rPr>
+                <w:rFonts w:ascii="맑은 고딕" w:cs="맑은 고딕" w:eastAsia="맑은 고딕" w:hAnsi="맑은 고딕"/>
+                <w:b w:val="false"/>
+                <w:bCs w:val="false"/>
+                <w:i w:val="false"/>
+                <w:iCs w:val="false"/>
+                <w:color w:val="14161B"/>
+                <w:sz w:val="19"/>
+                <w:szCs w:val="19"/>
+              </w:rPr>
+              <w:t xml:space="preserve">가산율을 포함해 환산합니다. 연장 2시간은 휴가 2시간이 아니라 3시간입니다. 야간이 겹치면 시간당 0.5를 더합니다.</w:t>
+            </w:r>
+          </w:p>
+        </w:tc>
+      </w:tr>
+      <w:tr>
+        <w:tc>
+          <w:tcPr>
+            <w:tcW w:type="dxa" w:w="1500"/>
+            <w:tcMar>
+              <w:top w:type="dxa" w:w="90"/>
+              <w:left w:type="dxa" w:w="130"/>
+              <w:bottom w:type="dxa" w:w="90"/>
+              <w:right w:type="dxa" w:w="130"/>
+            </w:tcMar>
+          </w:tcPr>
+          <w:p>
+            <w:pPr>
+              <w:spacing w:line="264"/>
+              <w:jc w:val="left"/>
+            </w:pPr>
+            <w:r>
+              <w:rPr>
+                <w:rFonts w:ascii="맑은 고딕" w:cs="맑은 고딕" w:eastAsia="맑은 고딕" w:hAnsi="맑은 고딕"/>
+                <w:b w:val="false"/>
+                <w:bCs w:val="false"/>
+                <w:i w:val="false"/>
+                <w:iCs w:val="false"/>
+                <w:color w:val="14161B"/>
+                <w:sz w:val="19"/>
+                <w:szCs w:val="19"/>
+              </w:rPr>
+              <w:t xml:space="preserve">미사용분</w:t>
+            </w:r>
+          </w:p>
+        </w:tc>
+        <w:tc>
+          <w:tcPr>
+            <w:tcW w:type="dxa" w:w="6500"/>
+            <w:tcMar>
+              <w:top w:type="dxa" w:w="90"/>
+              <w:left w:type="dxa" w:w="130"/>
+              <w:bottom w:type="dxa" w:w="90"/>
+              <w:right w:type="dxa" w:w="130"/>
+            </w:tcMar>
+          </w:tcPr>
+          <w:p>
+            <w:pPr>
+              <w:spacing w:line="264"/>
+              <w:jc w:val="left"/>
+            </w:pPr>
+            <w:r>
+              <w:rPr>
+                <w:rFonts w:ascii="맑은 고딕" w:cs="맑은 고딕" w:eastAsia="맑은 고딕" w:hAnsi="맑은 고딕"/>
+                <w:b w:val="false"/>
+                <w:bCs w:val="false"/>
+                <w:i w:val="false"/>
+                <w:iCs w:val="false"/>
+                <w:color w:val="14161B"/>
+                <w:sz w:val="19"/>
+                <w:szCs w:val="19"/>
+              </w:rPr>
+              <w:t xml:space="preserve">기간 내에 쓰지 못한 보상휴가는 소멸하지 않고 임금으로 지급해야 합니다. 휴가로 갈음한 것이 아니라 지급 시점만 미룬 것이 됩니다.</w:t>
+            </w:r>
+          </w:p>
+        </w:tc>
+      </w:tr>
+      <w:tr>
+        <w:tc>
+          <w:tcPr>
+            <w:tcW w:type="dxa" w:w="1500"/>
+            <w:tcMar>
+              <w:top w:type="dxa" w:w="90"/>
+              <w:left w:type="dxa" w:w="130"/>
+              <w:bottom w:type="dxa" w:w="90"/>
+              <w:right w:type="dxa" w:w="130"/>
+            </w:tcMar>
+          </w:tcPr>
+          <w:p>
+            <w:pPr>
+              <w:spacing w:line="264"/>
+              <w:jc w:val="left"/>
+            </w:pPr>
+            <w:r>
+              <w:rPr>
+                <w:rFonts w:ascii="맑은 고딕" w:cs="맑은 고딕" w:eastAsia="맑은 고딕" w:hAnsi="맑은 고딕"/>
+                <w:b w:val="false"/>
+                <w:bCs w:val="false"/>
+                <w:i w:val="false"/>
+                <w:iCs w:val="false"/>
+                <w:color w:val="14161B"/>
+                <w:sz w:val="19"/>
+                <w:szCs w:val="19"/>
+              </w:rPr>
+              <w:t xml:space="preserve">선택권</w:t>
+            </w:r>
+          </w:p>
+        </w:tc>
+        <w:tc>
+          <w:tcPr>
+            <w:tcW w:type="dxa" w:w="6500"/>
+            <w:tcMar>
+              <w:top w:type="dxa" w:w="90"/>
+              <w:left w:type="dxa" w:w="130"/>
+              <w:bottom w:type="dxa" w:w="90"/>
+              <w:right w:type="dxa" w:w="130"/>
+            </w:tcMar>
+          </w:tcPr>
+          <w:p>
+            <w:pPr>
+              <w:spacing w:line="264"/>
+              <w:jc w:val="left"/>
+            </w:pPr>
+            <w:r>
+              <w:rPr>
+                <w:rFonts w:ascii="맑은 고딕" w:cs="맑은 고딕" w:eastAsia="맑은 고딕" w:hAnsi="맑은 고딕"/>
+                <w:b w:val="false"/>
+                <w:bCs w:val="false"/>
+                <w:i w:val="false"/>
+                <w:iCs w:val="false"/>
+                <w:color w:val="14161B"/>
+                <w:sz w:val="19"/>
+                <w:szCs w:val="19"/>
+              </w:rPr>
+              <w:t xml:space="preserve">사원이 원하지 않으면 수당으로 지급합니다. 서면합의가 있어도 개별 사원의 의사에 반해 강제할 수 없습니다.</w:t>
+            </w:r>
+          </w:p>
+        </w:tc>
+      </w:tr>
+    </w:tbl>
+    <w:p>
+      <w:pPr>
+        <w:spacing w:after="140" w:before="200"/>
+        <w:ind w:left="200"/>
+      </w:pPr>
+      <w:r>
+        <w:rPr>
+          <w:rFonts w:ascii="맑은 고딕" w:cs="맑은 고딕" w:eastAsia="맑은 고딕" w:hAnsi="맑은 고딕"/>
+          <w:b w:val="false"/>
+          <w:bCs w:val="false"/>
+          <w:i w:val="false"/>
+          <w:iCs w:val="false"/>
+          <w:color w:val="C2410C"/>
+          <w:sz w:val="19"/>
+          <w:szCs w:val="19"/>
+        </w:rPr>
+        <w:t xml:space="preserve">※ 마인드는 5명 미만 사업장이라 근로기준법 제56조(가산수당)와 제57조(보상휴가제)가 법률상 직접 적용되지 않습니다. 다만 제21조제2항으로 가산수당을 스스로 정했고 기존 근로계약서도 이를 약정하고 있으므로, 그 수당을 휴가로 갈음하려면 해당 사원의 개별 동의가 필요합니다. 근로계약서 제4조제3항이 "가산수당을 별도로 지급한다"고 정하고 있어, 서면합의서에 그 조항의 적용을 보상휴가로 갈음한다는 내용을 명시해야 충돌이 없습니다.</w:t>
+      </w:r>
+    </w:p>
+    <w:p>
+      <w:pPr>
+        <w:spacing w:after="140"/>
+        <w:ind w:left="200"/>
+      </w:pPr>
+      <w:r>
+        <w:rPr>
+          <w:rFonts w:ascii="맑은 고딕" w:cs="맑은 고딕" w:eastAsia="맑은 고딕" w:hAnsi="맑은 고딕"/>
+          <w:b w:val="false"/>
+          <w:bCs w:val="false"/>
+          <w:i w:val="false"/>
+          <w:iCs w:val="false"/>
+          <w:color w:val="6B7280"/>
+          <w:sz w:val="19"/>
+          <w:szCs w:val="19"/>
+        </w:rPr>
+        <w:t xml:space="preserve">보상휴가를 운영하지 않으려면 제21조제4항부터 제8항까지를 삭제하고, 제3항의 단서를 지우면 됩니다. 그 경우 가산수당을 현금으로만 지급합니다.</w:t>
+      </w:r>
+    </w:p>
+    <w:p>
+      <w:pPr>
+        <w:spacing w:after="120" w:before="340"/>
+      </w:pPr>
+      <w:r>
+        <w:rPr>
+          <w:rFonts w:ascii="맑은 고딕" w:cs="맑은 고딕" w:eastAsia="맑은 고딕" w:hAnsi="맑은 고딕"/>
+          <w:b/>
+          <w:bCs/>
+          <w:i w:val="false"/>
+          <w:iCs w:val="false"/>
+          <w:color w:val="14161B"/>
+          <w:sz w:val="21"/>
+          <w:szCs w:val="21"/>
+        </w:rPr>
         <w:t xml:space="preserve">4-1. 수습기간 임금을 80%로 감액하기 위한 요건</w:t>
       </w:r>
     </w:p>

--- a/hr/마인드_취업규칙_검토용.docx
+++ b/hr/마인드_취업규칙_검토용.docx
@@ -2112,7 +2112,7 @@
           <w:sz w:val="20"/>
           <w:szCs w:val="20"/>
         </w:rPr>
-        <w:t xml:space="preserve">① 회사는 업무상 필요한 경우 사원의 동의를 받아 소정근로시간을 초과하여 근로하게 할 수 있다.</w:t>
+        <w:t xml:space="preserve">① 회사는 업무상 필요한 경우 사원의 동의를 받아 소정근로시간을 초과하여 근로하게 할 수 있다. 이 경우 1주간의 연장근로는 12시간을 초과하지 아니하며, 제4항에 따라 보상휴가로 갈음하는 경우에도 같다. 회사는 상시 근로자 5명 미만 사업장으로서 근로기준법 제53조의 적용을 받지 아니하나, 사원의 근로계약과 통일된 기준을 적용하기 위하여 같은 한도를 둔다.</w:t>
       </w:r>
     </w:p>
     <w:p>
@@ -2169,7 +2169,7 @@
           <w:sz w:val="20"/>
           <w:szCs w:val="20"/>
         </w:rPr>
-        <w:t xml:space="preserve">④ 회사는 근로자대표와의 서면 합의에 따라 제2항의 임금을 지급하는 것을 갈음하여 보상휴가를 줄 수 있다. 이 경우 보상휴가의 시간은 다음 각 호에 따라 산정한다.</w:t>
+        <w:t xml:space="preserve">④ 회사는 근로자대표와의 서면 합의에 따라 제2항의 임금을 지급하는 것을 갈음하여 보상휴가를 줄 수 있다. 보상휴가는 임금의 지급 방식을 정한 것이며 제1항의 연장근로 한도를 늘리는 것이 아니다. 보상휴가의 시간은 다음 각 호에 따라 산정한다.</w:t>
       </w:r>
     </w:p>
     <w:p>
@@ -2340,7 +2340,83 @@
           <w:sz w:val="20"/>
           <w:szCs w:val="20"/>
         </w:rPr>
-        <w:t xml:space="preserve">⑩ 임신 중인 사원에게는 연장근로를 시키지 아니하며, 산후 1년이 지나지 아니한 사원에게는 본인의 명시적 청구가 있는 경우에 한하여 연장근로를 시킬 수 있다.</w:t>
+        <w:t xml:space="preserve">⑩ 임신 중인 사원에게는 연장근로를 시키지 아니한다. 임신 중인 사원의 요구가 있는 경우 쉬운 종류의 근로로 전환한다.</w:t>
+      </w:r>
+    </w:p>
+    <w:p>
+      <w:pPr>
+        <w:spacing w:after="60" w:line="288"/>
+        <w:ind w:left="200" w:hanging="200"/>
+      </w:pPr>
+      <w:r>
+        <w:rPr>
+          <w:rFonts w:ascii="맑은 고딕" w:cs="맑은 고딕" w:eastAsia="맑은 고딕" w:hAnsi="맑은 고딕"/>
+          <w:b w:val="false"/>
+          <w:bCs w:val="false"/>
+          <w:i w:val="false"/>
+          <w:iCs w:val="false"/>
+          <w:color w:val="14161B"/>
+          <w:sz w:val="20"/>
+          <w:szCs w:val="20"/>
+        </w:rPr>
+        <w:t xml:space="preserve">⑪ 산후 1년이 지나지 아니한 사원에게는 1일 2시간, 1주 6시간, 1년 150시간을 초과하는 연장근로를 시키지 아니한다.</w:t>
+      </w:r>
+    </w:p>
+    <w:p>
+      <w:pPr>
+        <w:spacing w:after="60" w:line="288"/>
+        <w:ind w:left="200" w:hanging="200"/>
+      </w:pPr>
+      <w:r>
+        <w:rPr>
+          <w:rFonts w:ascii="맑은 고딕" w:cs="맑은 고딕" w:eastAsia="맑은 고딕" w:hAnsi="맑은 고딕"/>
+          <w:b w:val="false"/>
+          <w:bCs w:val="false"/>
+          <w:i w:val="false"/>
+          <w:iCs w:val="false"/>
+          <w:color w:val="14161B"/>
+          <w:sz w:val="20"/>
+          <w:szCs w:val="20"/>
+        </w:rPr>
+        <w:t xml:space="preserve">⑫ 18세 미만인 사원에게는 1일 1시간, 1주 5시간을 초과하는 연장근로를 시키지 아니한다.</w:t>
+      </w:r>
+    </w:p>
+    <w:p>
+      <w:pPr>
+        <w:spacing w:after="60" w:line="288"/>
+        <w:ind w:left="200" w:hanging="200"/>
+      </w:pPr>
+      <w:r>
+        <w:rPr>
+          <w:rFonts w:ascii="맑은 고딕" w:cs="맑은 고딕" w:eastAsia="맑은 고딕" w:hAnsi="맑은 고딕"/>
+          <w:b w:val="false"/>
+          <w:bCs w:val="false"/>
+          <w:i w:val="false"/>
+          <w:iCs w:val="false"/>
+          <w:color w:val="14161B"/>
+          <w:sz w:val="20"/>
+          <w:szCs w:val="20"/>
+        </w:rPr>
+        <w:t xml:space="preserve">⑬ 임산부와 18세 미만인 사원에게는 야간근로 및 휴일근로를 시키지 아니한다. 다만 18세 미만인 사원 또는 산후 1년이 지나지 아니한 사원의 동의가 있거나 임신 중인 사원의 명시적 청구가 있고, 고용노동부장관의 인가를 받은 경우에는 그러하지 아니하다.</w:t>
+      </w:r>
+    </w:p>
+    <w:p>
+      <w:pPr>
+        <w:spacing w:after="60" w:line="288"/>
+        <w:ind w:left="200" w:hanging="200"/>
+      </w:pPr>
+      <w:r>
+        <w:rPr>
+          <w:rFonts w:ascii="맑은 고딕" w:cs="맑은 고딕" w:eastAsia="맑은 고딕" w:hAnsi="맑은 고딕"/>
+          <w:b w:val="false"/>
+          <w:bCs w:val="false"/>
+          <w:i w:val="false"/>
+          <w:iCs w:val="false"/>
+          <w:color w:val="14161B"/>
+          <w:sz w:val="20"/>
+          <w:szCs w:val="20"/>
+        </w:rPr>
+        <w:t xml:space="preserve">⑭ 제10항부터 제13항까지는 상시 근로자 5명 미만 사업장에도 적용되는 법정 사항이다.</w:t>
       </w:r>
     </w:p>
     <w:p>
@@ -8036,7 +8112,7 @@
           <w:sz w:val="20"/>
           <w:szCs w:val="20"/>
         </w:rPr>
-        <w:t xml:space="preserve">6. 제34조 연봉 조정 — 입사일 기준으로 작성했습니다. 연차와 같은 사이클이라 관리가 단순합니다. 회계연도(1월 1일) 일괄 조정으로 바꾸려면 제1항을 고치고, 입사 6개월 미만자를 다음 회차로 미루는 예외를 함께 두세요.</w:t>
+        <w:t xml:space="preserve">6. 제21조① 연장근로 한도 — 1주 12시간으로 작성했습니다. 5인 미만은 근로기준법 제53조가 적용되지 않지만 기존 근로계약서가 이미 이 한도를 약정하고 있어 맞췄습니다. 23시 퇴근은 하루 연장 5시간이므로 주 2회가 한도이며, 3회면 15시간으로 초과합니다.</w:t>
       </w:r>
     </w:p>
     <w:p>
@@ -8055,7 +8131,7 @@
           <w:sz w:val="20"/>
           <w:szCs w:val="20"/>
         </w:rPr>
-        <w:t xml:space="preserve">7. 하계휴가비 — 규정에 넣지 않았습니다. 취업규칙에 지급을 정하면 임금성이 인정되어 매년 지급 의무가 생기고, 평균임금에 산입되어 퇴직금도 늘어납니다. 지급하시려면 그해 경영 상황에 따른 일회성 격려금으로 처리하세요.</w:t>
+        <w:t xml:space="preserve">7. 제34조 연봉 조정 — 입사일 기준으로 작성했습니다. 연차와 같은 사이클이라 관리가 단순합니다. 회계연도(1월 1일) 일괄 조정으로 바꾸려면 제1항을 고치고, 입사 6개월 미만자를 다음 회차로 미루는 예외를 함께 두세요.</w:t>
       </w:r>
     </w:p>
     <w:p>
@@ -8074,7 +8150,26 @@
           <w:sz w:val="20"/>
           <w:szCs w:val="20"/>
         </w:rPr>
-        <w:t xml:space="preserve">8. 제22조③ 연차 산정 기준 — 입사일 기준으로 작성했습니다. 별첨 「근태·연차 관리대장」의 자동계산도 같은 기준입니다. 회계연도(1월 1일) 기준으로 통일하려면 두 곳을 함께 바꿔야 하며, 전환 시 사원에게 불리하지 않도록 비례 보전이 필요합니다.</w:t>
+        <w:t xml:space="preserve">8. 하계휴가비 — 규정에 넣지 않았습니다. 취업규칙에 지급을 정하면 임금성이 인정되어 매년 지급 의무가 생기고, 평균임금에 산입되어 퇴직금도 늘어납니다. 지급하시려면 그해 경영 상황에 따른 일회성 격려금으로 처리하세요.</w:t>
+      </w:r>
+    </w:p>
+    <w:p>
+      <w:pPr>
+        <w:spacing w:after="50" w:line="288"/>
+        <w:ind w:left="480" w:hanging="200"/>
+      </w:pPr>
+      <w:r>
+        <w:rPr>
+          <w:rFonts w:ascii="맑은 고딕" w:cs="맑은 고딕" w:eastAsia="맑은 고딕" w:hAnsi="맑은 고딕"/>
+          <w:b w:val="false"/>
+          <w:bCs w:val="false"/>
+          <w:i w:val="false"/>
+          <w:iCs w:val="false"/>
+          <w:color w:val="14161B"/>
+          <w:sz w:val="20"/>
+          <w:szCs w:val="20"/>
+        </w:rPr>
+        <w:t xml:space="preserve">9. 제22조③ 연차 산정 기준 — 입사일 기준으로 작성했습니다. 별첨 「근태·연차 관리대장」의 자동계산도 같은 기준입니다. 회계연도(1월 1일) 기준으로 통일하려면 두 곳을 함께 바꿔야 하며, 전환 시 사원에게 불리하지 않도록 비례 보전이 필요합니다.</w:t>
       </w:r>
     </w:p>
     <w:p>

--- a/hr/마인드_취업규칙_검토용.docx
+++ b/hr/마인드_취업규칙_검토용.docx
@@ -75,7 +75,7 @@
           <w:sz w:val="20"/>
           <w:szCs w:val="20"/>
         </w:rPr>
-        <w:t xml:space="preserve">제정일    2026년 8월 27일</w:t>
+        <w:t xml:space="preserve">제정일    2026년 8월 31일</w:t>
       </w:r>
     </w:p>
     <w:p>
@@ -94,7 +94,7 @@
           <w:sz w:val="20"/>
           <w:szCs w:val="20"/>
         </w:rPr>
-        <w:t xml:space="preserve">시행일    2026년 9월 1일</w:t>
+        <w:t xml:space="preserve">시행일    2026년 10월 1일</w:t>
       </w:r>
     </w:p>
     <w:p>
@@ -5924,7 +5924,7 @@
           <w:sz w:val="20"/>
           <w:szCs w:val="20"/>
         </w:rPr>
-        <w:t xml:space="preserve">이 규칙은 2026년 9월 1일부터 시행한다.</w:t>
+        <w:t xml:space="preserve">이 규칙은 2026년 10월 1일부터 시행한다.</w:t>
       </w:r>
     </w:p>
     <w:p>
@@ -6056,7 +6056,7 @@
           <w:sz w:val="20"/>
           <w:szCs w:val="20"/>
         </w:rPr>
-        <w:t xml:space="preserve">2026년 9월 1일</w:t>
+        <w:t xml:space="preserve">2026년 10월 1일</w:t>
       </w:r>
     </w:p>
     <w:p>
